--- a/Business Analysts/Rahil_S385218/Week_7/WEEK-7.docx
+++ b/Business Analysts/Rahil_S385218/Week_7/WEEK-7.docx
@@ -30,13 +30,7 @@
           <w:rPr>
             <w:rStyle w:val="Hyperlink"/>
           </w:rPr>
-          <w:t>https://www.linkedin.com/learning/project-management-setting-and-managing-expectations/the-power-of-and-problems-with-expectations</w:t>
-        </w:r>
-        <w:r>
-          <w:rPr>
-            <w:rStyle w:val="Hyperlink"/>
-          </w:rPr>
-          <w:t xml:space="preserve"> (45</w:t>
+          <w:t>https://www.linkedin.com/learning/project-management-setting-and-managing-expectations/the-power-of-and-problems-with-expectations (45</w:t>
         </w:r>
       </w:hyperlink>
       <w:r>
@@ -47,6 +41,17 @@
       <w:pPr>
         <w:jc w:val="both"/>
       </w:pPr>
+      <w:hyperlink r:id="rId5" w:history="1">
+        <w:r>
+          <w:rPr>
+            <w:rStyle w:val="Hyperlink"/>
+          </w:rPr>
+          <w:t>https://www.youtube.com/watch?v=NDVSMlVYxm8</w:t>
+        </w:r>
+      </w:hyperlink>
+      <w:r>
+        <w:t xml:space="preserve"> (2 Hours)</w:t>
+      </w:r>
     </w:p>
     <w:p>
       <w:pPr>
